--- a/windows/Ubuntu AMD64 VM Setup Guide for Windows.docx
+++ b/windows/Ubuntu AMD64 VM Setup Guide for Windows.docx
@@ -160,6 +160,47 @@
         </w:rPr>
         <w:t>).</w:t>
       </w:r>
+      <w:r>
+        <w:rPr>
+          <w:rFonts w:ascii="Times New Roman" w:eastAsia="Times New Roman" w:hAnsi="Times New Roman" w:cs="Times New Roman"/>
+          <w:kern w:val="0"/>
+          <w14:ligatures w14:val="none"/>
+        </w:rPr>
+        <w:t xml:space="preserve"> Check also the </w:t>
+      </w:r>
+      <w:r>
+        <w:rPr>
+          <w:rFonts w:ascii="Times New Roman" w:eastAsia="Times New Roman" w:hAnsi="Times New Roman" w:cs="Times New Roman"/>
+          <w:color w:val="FF0000"/>
+          <w:kern w:val="0"/>
+          <w14:ligatures w14:val="none"/>
+        </w:rPr>
+        <w:t xml:space="preserve">README.md </w:t>
+      </w:r>
+      <w:r>
+        <w:rPr>
+          <w:rFonts w:ascii="Times New Roman" w:eastAsia="Times New Roman" w:hAnsi="Times New Roman" w:cs="Times New Roman"/>
+          <w:kern w:val="0"/>
+          <w14:ligatures w14:val="none"/>
+        </w:rPr>
+        <w:t xml:space="preserve">file </w:t>
+      </w:r>
+      <w:r>
+        <w:rPr>
+          <w:rFonts w:ascii="Times New Roman" w:eastAsia="Times New Roman" w:hAnsi="Times New Roman" w:cs="Times New Roman"/>
+          <w:kern w:val="0"/>
+          <w14:ligatures w14:val="none"/>
+        </w:rPr>
+        <w:t>in your output directory after your setup has run</w:t>
+      </w:r>
+      <w:r>
+        <w:rPr>
+          <w:rFonts w:ascii="Times New Roman" w:eastAsia="Times New Roman" w:hAnsi="Times New Roman" w:cs="Times New Roman"/>
+          <w:kern w:val="0"/>
+          <w14:ligatures w14:val="none"/>
+        </w:rPr>
+        <w:t>.</w:t>
+      </w:r>
     </w:p>
     <w:p>
       <w:pPr>
@@ -365,6 +406,7 @@
         <w:spacing w:before="100" w:beforeAutospacing="1" w:after="100" w:afterAutospacing="1" w:line="240" w:lineRule="auto"/>
         <w:rPr>
           <w:rFonts w:ascii="Times New Roman" w:eastAsia="Times New Roman" w:hAnsi="Times New Roman" w:cs="Times New Roman"/>
+          <w:color w:val="FF0000"/>
           <w:kern w:val="0"/>
           <w14:ligatures w14:val="none"/>
         </w:rPr>
@@ -392,15 +434,113 @@
           <w:kern w:val="0"/>
           <w14:ligatures w14:val="none"/>
         </w:rPr>
-        <w:t>Make sure to install VirtualBox 7.0.x to be in sync with latest packer version</w:t>
-      </w:r>
-      <w:r>
-        <w:rPr>
-          <w:rFonts w:ascii="Times New Roman" w:eastAsia="Times New Roman" w:hAnsi="Times New Roman" w:cs="Times New Roman"/>
+        <w:t xml:space="preserve">Good to </w:t>
+      </w:r>
+      <w:r>
+        <w:rPr>
+          <w:rFonts w:ascii="Times New Roman" w:eastAsia="Times New Roman" w:hAnsi="Times New Roman" w:cs="Times New Roman"/>
+          <w:color w:val="FF0000"/>
+          <w:kern w:val="0"/>
+          <w14:ligatures w14:val="none"/>
+        </w:rPr>
+        <w:t xml:space="preserve">install </w:t>
+      </w:r>
+      <w:r>
+        <w:rPr>
+          <w:rFonts w:ascii="Times New Roman" w:eastAsia="Times New Roman" w:hAnsi="Times New Roman" w:cs="Times New Roman"/>
+          <w:color w:val="FF0000"/>
+          <w:kern w:val="0"/>
+          <w14:ligatures w14:val="none"/>
+        </w:rPr>
+        <w:t xml:space="preserve">latest </w:t>
+      </w:r>
+      <w:r>
+        <w:rPr>
+          <w:rFonts w:ascii="Times New Roman" w:eastAsia="Times New Roman" w:hAnsi="Times New Roman" w:cs="Times New Roman"/>
+          <w:color w:val="FF0000"/>
+          <w:kern w:val="0"/>
+          <w14:ligatures w14:val="none"/>
+        </w:rPr>
+        <w:t xml:space="preserve">VirtualBox </w:t>
+      </w:r>
+      <w:r>
+        <w:rPr>
+          <w:rFonts w:ascii="Times New Roman" w:eastAsia="Times New Roman" w:hAnsi="Times New Roman" w:cs="Times New Roman"/>
+          <w:color w:val="FF0000"/>
+          <w:kern w:val="0"/>
+          <w14:ligatures w14:val="none"/>
+        </w:rPr>
+        <w:t xml:space="preserve">example </w:t>
+      </w:r>
+      <w:r>
+        <w:rPr>
+          <w:rFonts w:ascii="Times New Roman" w:eastAsia="Times New Roman" w:hAnsi="Times New Roman" w:cs="Times New Roman"/>
+          <w:color w:val="FF0000"/>
+          <w:kern w:val="0"/>
+          <w14:ligatures w14:val="none"/>
+        </w:rPr>
+        <w:t>7.</w:t>
+      </w:r>
+      <w:r>
+        <w:rPr>
+          <w:rFonts w:ascii="Times New Roman" w:eastAsia="Times New Roman" w:hAnsi="Times New Roman" w:cs="Times New Roman"/>
+          <w:color w:val="FF0000"/>
+          <w:kern w:val="0"/>
+          <w14:ligatures w14:val="none"/>
+        </w:rPr>
+        <w:t>1</w:t>
+      </w:r>
+      <w:r>
+        <w:rPr>
+          <w:rFonts w:ascii="Times New Roman" w:eastAsia="Times New Roman" w:hAnsi="Times New Roman" w:cs="Times New Roman"/>
+          <w:color w:val="FF0000"/>
           <w:kern w:val="0"/>
           <w14:ligatures w14:val="none"/>
         </w:rPr>
         <w:t>.</w:t>
+      </w:r>
+      <w:r>
+        <w:rPr>
+          <w:rFonts w:ascii="Times New Roman" w:eastAsia="Times New Roman" w:hAnsi="Times New Roman" w:cs="Times New Roman"/>
+          <w:color w:val="FF0000"/>
+          <w:kern w:val="0"/>
+          <w14:ligatures w14:val="none"/>
+        </w:rPr>
+        <w:t>8</w:t>
+      </w:r>
+      <w:r>
+        <w:rPr>
+          <w:rFonts w:ascii="Times New Roman" w:eastAsia="Times New Roman" w:hAnsi="Times New Roman" w:cs="Times New Roman"/>
+          <w:kern w:val="0"/>
+          <w14:ligatures w14:val="none"/>
+        </w:rPr>
+        <w:t>.</w:t>
+      </w:r>
+      <w:r>
+        <w:rPr>
+          <w:rFonts w:ascii="Times New Roman" w:eastAsia="Times New Roman" w:hAnsi="Times New Roman" w:cs="Times New Roman"/>
+          <w:kern w:val="0"/>
+          <w14:ligatures w14:val="none"/>
+        </w:rPr>
+        <w:t xml:space="preserve"> </w:t>
+      </w:r>
+      <w:r>
+        <w:rPr>
+          <w:rFonts w:ascii="Times New Roman" w:eastAsia="Times New Roman" w:hAnsi="Times New Roman" w:cs="Times New Roman"/>
+          <w:color w:val="FF0000"/>
+          <w:kern w:val="0"/>
+          <w14:ligatures w14:val="none"/>
+        </w:rPr>
+        <w:t>Run install as Administrator.</w:t>
+      </w:r>
+      <w:r>
+        <w:rPr>
+          <w:rFonts w:ascii="Times New Roman" w:eastAsia="Times New Roman" w:hAnsi="Times New Roman" w:cs="Times New Roman"/>
+          <w:color w:val="FF0000"/>
+          <w:kern w:val="0"/>
+          <w14:ligatures w14:val="none"/>
+        </w:rPr>
+        <w:br/>
       </w:r>
     </w:p>
     <w:p>
@@ -416,27 +556,147 @@
           <w14:ligatures w14:val="none"/>
         </w:rPr>
       </w:pPr>
-    </w:p>
-    <w:p>
-      <w:pPr>
+      <w:r>
+        <w:rPr>
+          <w:rFonts w:ascii="Times New Roman" w:eastAsia="Times New Roman" w:hAnsi="Times New Roman" w:cs="Times New Roman"/>
+          <w:kern w:val="0"/>
+          <w14:ligatures w14:val="none"/>
+        </w:rPr>
+        <w:t xml:space="preserve">Install Vagrant </w:t>
+      </w:r>
+      <w:r>
+        <w:rPr>
+          <w:rFonts w:ascii="Times New Roman" w:eastAsia="Times New Roman" w:hAnsi="Times New Roman" w:cs="Times New Roman"/>
+          <w:kern w:val="0"/>
+          <w14:ligatures w14:val="none"/>
+        </w:rPr>
+        <w:t xml:space="preserve">if necessary </w:t>
+      </w:r>
+      <w:r>
+        <w:rPr>
+          <w:rFonts w:ascii="Times New Roman" w:eastAsia="Times New Roman" w:hAnsi="Times New Roman" w:cs="Times New Roman"/>
+          <w:kern w:val="0"/>
+          <w14:ligatures w14:val="none"/>
+        </w:rPr>
+        <w:t>(must be in your PATH)</w:t>
+      </w:r>
+      <w:r>
+        <w:rPr>
+          <w:rFonts w:ascii="Times New Roman" w:eastAsia="Times New Roman" w:hAnsi="Times New Roman" w:cs="Times New Roman"/>
+          <w:kern w:val="0"/>
+          <w14:ligatures w14:val="none"/>
+        </w:rPr>
+        <w:t>. Example PowerShell command follows (make sure to run as Administrator).</w:t>
+      </w:r>
+      <w:r>
+        <w:rPr>
+          <w:rFonts w:ascii="Times New Roman" w:eastAsia="Times New Roman" w:hAnsi="Times New Roman" w:cs="Times New Roman"/>
+          <w:kern w:val="0"/>
+          <w14:ligatures w14:val="none"/>
+        </w:rPr>
+        <w:br/>
+      </w:r>
+      <w:r>
+        <w:rPr>
+          <w:rFonts w:ascii="Times New Roman" w:eastAsia="Times New Roman" w:hAnsi="Times New Roman" w:cs="Times New Roman"/>
+          <w:kern w:val="0"/>
+          <w14:ligatures w14:val="none"/>
+        </w:rPr>
+        <w:t xml:space="preserve"> </w:t>
+      </w:r>
+      <w:r>
+        <w:rPr>
+          <w:rFonts w:ascii="Times New Roman" w:eastAsia="Times New Roman" w:hAnsi="Times New Roman" w:cs="Times New Roman"/>
+          <w:kern w:val="0"/>
+          <w14:ligatures w14:val="none"/>
+        </w:rPr>
+        <w:br/>
+      </w:r>
+      <w:r>
+        <w:rPr>
+          <w:rFonts w:ascii="Times New Roman" w:eastAsia="Times New Roman" w:hAnsi="Times New Roman" w:cs="Times New Roman"/>
+          <w:kern w:val="0"/>
+          <w14:ligatures w14:val="none"/>
+        </w:rPr>
+        <w:t>Set-ExecutionPolicy Bypass -Scope Process -Force; [System.Net.ServicePointManager]::SecurityProtocol = [System.Net.ServicePointManager]::SecurityProtocol -bor 3072; iex ((New-Object System.Net.WebClient).DownloadString('https://community.chocolatey.org/install.ps1')); choco install vagrant -y</w:t>
+      </w:r>
+    </w:p>
+    <w:p>
+      <w:pPr>
+        <w:pStyle w:val="ListParagraph"/>
         <w:numPr>
           <w:ilvl w:val="0"/>
-          <w:numId w:val="2"/>
+          <w:numId w:val="8"/>
         </w:numPr>
         <w:spacing w:before="100" w:beforeAutospacing="1" w:after="100" w:afterAutospacing="1" w:line="240" w:lineRule="auto"/>
-        <w:rPr>
-          <w:rFonts w:ascii="Times New Roman" w:eastAsia="Times New Roman" w:hAnsi="Times New Roman" w:cs="Times New Roman"/>
-          <w:kern w:val="0"/>
-          <w14:ligatures w14:val="none"/>
-        </w:rPr>
-      </w:pPr>
-      <w:r>
-        <w:rPr>
-          <w:rFonts w:ascii="Times New Roman" w:eastAsia="Times New Roman" w:hAnsi="Times New Roman" w:cs="Times New Roman"/>
-          <w:kern w:val="0"/>
-          <w14:ligatures w14:val="none"/>
-        </w:rPr>
-        <w:t>Install Vagrant (must be in your PATH)</w:t>
+        <w:ind w:left="720"/>
+        <w:rPr>
+          <w:rFonts w:ascii="Times New Roman" w:eastAsia="Times New Roman" w:hAnsi="Times New Roman" w:cs="Times New Roman"/>
+          <w:kern w:val="0"/>
+          <w14:ligatures w14:val="none"/>
+        </w:rPr>
+      </w:pPr>
+      <w:r>
+        <w:rPr>
+          <w:rFonts w:ascii="Times New Roman" w:eastAsia="Times New Roman" w:hAnsi="Times New Roman" w:cs="Times New Roman"/>
+          <w:kern w:val="0"/>
+          <w14:ligatures w14:val="none"/>
+        </w:rPr>
+        <w:t xml:space="preserve">Install Packer </w:t>
+      </w:r>
+      <w:r>
+        <w:rPr>
+          <w:rFonts w:ascii="Times New Roman" w:eastAsia="Times New Roman" w:hAnsi="Times New Roman" w:cs="Times New Roman"/>
+          <w:kern w:val="0"/>
+          <w14:ligatures w14:val="none"/>
+        </w:rPr>
+        <w:t xml:space="preserve">if necessary. </w:t>
+      </w:r>
+      <w:r>
+        <w:rPr>
+          <w:rFonts w:ascii="Times New Roman" w:eastAsia="Times New Roman" w:hAnsi="Times New Roman" w:cs="Times New Roman"/>
+          <w:kern w:val="0"/>
+          <w14:ligatures w14:val="none"/>
+        </w:rPr>
+        <w:t xml:space="preserve">Example PowerShell </w:t>
+      </w:r>
+      <w:r>
+        <w:rPr>
+          <w:rFonts w:ascii="Times New Roman" w:eastAsia="Times New Roman" w:hAnsi="Times New Roman" w:cs="Times New Roman"/>
+          <w:kern w:val="0"/>
+          <w14:ligatures w14:val="none"/>
+        </w:rPr>
+        <w:t>installs packer with elevated priviliges</w:t>
+      </w:r>
+    </w:p>
+    <w:p>
+      <w:pPr>
+        <w:pStyle w:val="ListParagraph"/>
+        <w:spacing w:before="100" w:beforeAutospacing="1" w:after="100" w:afterAutospacing="1" w:line="240" w:lineRule="auto"/>
+        <w:rPr>
+          <w:rFonts w:ascii="Times New Roman" w:eastAsia="Times New Roman" w:hAnsi="Times New Roman" w:cs="Times New Roman"/>
+          <w:kern w:val="0"/>
+          <w14:ligatures w14:val="none"/>
+        </w:rPr>
+      </w:pPr>
+    </w:p>
+    <w:p>
+      <w:pPr>
+        <w:pStyle w:val="ListParagraph"/>
+        <w:spacing w:before="100" w:beforeAutospacing="1" w:after="100" w:afterAutospacing="1" w:line="240" w:lineRule="auto"/>
+        <w:rPr>
+          <w:rFonts w:ascii="Times New Roman" w:eastAsia="Times New Roman" w:hAnsi="Times New Roman" w:cs="Times New Roman"/>
+          <w:kern w:val="0"/>
+          <w14:ligatures w14:val="none"/>
+        </w:rPr>
+      </w:pPr>
+      <w:r>
+        <w:rPr>
+          <w:rFonts w:ascii="Times New Roman" w:eastAsia="Times New Roman" w:hAnsi="Times New Roman" w:cs="Times New Roman"/>
+          <w:kern w:val="0"/>
+          <w14:ligatures w14:val="none"/>
+        </w:rPr>
+        <w:t>powershell -Command "Start-Process powershell -Verb RunAs -ArgumentList '-Command','choco install packer -y'"</w:t>
       </w:r>
     </w:p>
     <w:p>
@@ -485,7 +745,23 @@
           <w:kern w:val="0"/>
           <w14:ligatures w14:val="none"/>
         </w:rPr>
-        <w:t>Navigate to the project output directory</w:t>
+        <w:t xml:space="preserve">Navigate to the project </w:t>
+      </w:r>
+      <w:r>
+        <w:rPr>
+          <w:rFonts w:ascii="Times New Roman" w:eastAsia="Times New Roman" w:hAnsi="Times New Roman" w:cs="Times New Roman"/>
+          <w:kern w:val="0"/>
+          <w14:ligatures w14:val="none"/>
+        </w:rPr>
+        <w:t xml:space="preserve">root </w:t>
+      </w:r>
+      <w:r>
+        <w:rPr>
+          <w:rFonts w:ascii="Times New Roman" w:eastAsia="Times New Roman" w:hAnsi="Times New Roman" w:cs="Times New Roman"/>
+          <w:kern w:val="0"/>
+          <w14:ligatures w14:val="none"/>
+        </w:rPr>
+        <w:t>directory</w:t>
       </w:r>
     </w:p>
     <w:p>
@@ -507,6 +783,7 @@
           <w:kern w:val="0"/>
           <w14:ligatures w14:val="none"/>
         </w:rPr>
+        <w:lastRenderedPageBreak/>
         <w:t xml:space="preserve">Run </w:t>
       </w:r>
       <w:r>
@@ -538,90 +815,86 @@
     </w:p>
     <w:p>
       <w:pPr>
-        <w:numPr>
-          <w:ilvl w:val="0"/>
-          <w:numId w:val="3"/>
-        </w:numPr>
         <w:spacing w:before="100" w:beforeAutospacing="1" w:after="100" w:afterAutospacing="1" w:line="240" w:lineRule="auto"/>
-        <w:rPr>
-          <w:rFonts w:ascii="Times New Roman" w:eastAsia="Times New Roman" w:hAnsi="Times New Roman" w:cs="Times New Roman"/>
-          <w:kern w:val="0"/>
-          <w14:ligatures w14:val="none"/>
-        </w:rPr>
-      </w:pPr>
-      <w:r>
-        <w:rPr>
-          <w:rFonts w:ascii="Times New Roman" w:eastAsia="Times New Roman" w:hAnsi="Times New Roman" w:cs="Times New Roman"/>
-          <w:kern w:val="0"/>
-          <w14:ligatures w14:val="none"/>
-        </w:rPr>
-        <w:t xml:space="preserve">The script will: </w:t>
-      </w:r>
-    </w:p>
-    <w:p>
-      <w:pPr>
-        <w:numPr>
-          <w:ilvl w:val="1"/>
-          <w:numId w:val="3"/>
-        </w:numPr>
+        <w:ind w:left="720"/>
+        <w:rPr>
+          <w:rFonts w:ascii="Times New Roman" w:eastAsia="Times New Roman" w:hAnsi="Times New Roman" w:cs="Times New Roman"/>
+          <w:kern w:val="0"/>
+          <w14:ligatures w14:val="none"/>
+        </w:rPr>
+      </w:pPr>
+      <w:r>
+        <w:rPr>
+          <w:rFonts w:ascii="Times New Roman" w:eastAsia="Times New Roman" w:hAnsi="Times New Roman" w:cs="Times New Roman"/>
+          <w:kern w:val="0"/>
+          <w14:ligatures w14:val="none"/>
+        </w:rPr>
+        <w:t>Example:</w:t>
+      </w:r>
+    </w:p>
+    <w:p>
+      <w:pPr>
         <w:spacing w:before="100" w:beforeAutospacing="1" w:after="100" w:afterAutospacing="1" w:line="240" w:lineRule="auto"/>
-        <w:rPr>
-          <w:rFonts w:ascii="Times New Roman" w:eastAsia="Times New Roman" w:hAnsi="Times New Roman" w:cs="Times New Roman"/>
-          <w:kern w:val="0"/>
-          <w14:ligatures w14:val="none"/>
-        </w:rPr>
-      </w:pPr>
-      <w:r>
-        <w:rPr>
-          <w:rFonts w:ascii="Times New Roman" w:eastAsia="Times New Roman" w:hAnsi="Times New Roman" w:cs="Times New Roman"/>
-          <w:kern w:val="0"/>
-          <w14:ligatures w14:val="none"/>
-        </w:rPr>
-        <w:t>Verify VirtualBox and Vagrant are installed</w:t>
-      </w:r>
-    </w:p>
-    <w:p>
-      <w:pPr>
-        <w:numPr>
-          <w:ilvl w:val="1"/>
-          <w:numId w:val="3"/>
-        </w:numPr>
+        <w:ind w:left="720"/>
+        <w:rPr>
+          <w:rFonts w:ascii="Times New Roman" w:eastAsia="Times New Roman" w:hAnsi="Times New Roman" w:cs="Times New Roman"/>
+          <w:kern w:val="0"/>
+          <w14:ligatures w14:val="none"/>
+        </w:rPr>
+      </w:pPr>
+      <w:r>
+        <w:rPr>
+          <w:rFonts w:ascii="Times New Roman" w:eastAsia="Times New Roman" w:hAnsi="Times New Roman" w:cs="Times New Roman"/>
+          <w:kern w:val="0"/>
+          <w14:ligatures w14:val="none"/>
+        </w:rPr>
+        <w:t>powershell -ExecutionPolicy Bypass -File .\setup.ps1</w:t>
+      </w:r>
+      <w:r>
+        <w:rPr>
+          <w:rFonts w:ascii="Times New Roman" w:eastAsia="Times New Roman" w:hAnsi="Times New Roman" w:cs="Times New Roman"/>
+          <w:kern w:val="0"/>
+          <w14:ligatures w14:val="none"/>
+        </w:rPr>
+        <w:t xml:space="preserve"> </w:t>
+      </w:r>
+    </w:p>
+    <w:p>
+      <w:pPr>
         <w:spacing w:before="100" w:beforeAutospacing="1" w:after="100" w:afterAutospacing="1" w:line="240" w:lineRule="auto"/>
-        <w:rPr>
-          <w:rFonts w:ascii="Times New Roman" w:eastAsia="Times New Roman" w:hAnsi="Times New Roman" w:cs="Times New Roman"/>
-          <w:kern w:val="0"/>
-          <w14:ligatures w14:val="none"/>
-        </w:rPr>
-      </w:pPr>
-      <w:r>
-        <w:rPr>
-          <w:rFonts w:ascii="Times New Roman" w:eastAsia="Times New Roman" w:hAnsi="Times New Roman" w:cs="Times New Roman"/>
-          <w:kern w:val="0"/>
-          <w14:ligatures w14:val="none"/>
-        </w:rPr>
-        <w:t>Add the Ubuntu box if needed</w:t>
-      </w:r>
-    </w:p>
-    <w:p>
-      <w:pPr>
-        <w:numPr>
-          <w:ilvl w:val="1"/>
-          <w:numId w:val="3"/>
-        </w:numPr>
+        <w:ind w:left="720"/>
+        <w:rPr>
+          <w:rFonts w:ascii="Times New Roman" w:eastAsia="Times New Roman" w:hAnsi="Times New Roman" w:cs="Times New Roman"/>
+          <w:kern w:val="0"/>
+          <w14:ligatures w14:val="none"/>
+        </w:rPr>
+      </w:pPr>
+      <w:r>
+        <w:rPr>
+          <w:rFonts w:ascii="Times New Roman" w:eastAsia="Times New Roman" w:hAnsi="Times New Roman" w:cs="Times New Roman"/>
+          <w:kern w:val="0"/>
+          <w14:ligatures w14:val="none"/>
+        </w:rPr>
+        <w:t>or just</w:t>
+      </w:r>
+    </w:p>
+    <w:p>
+      <w:pPr>
         <w:spacing w:before="100" w:beforeAutospacing="1" w:after="100" w:afterAutospacing="1" w:line="240" w:lineRule="auto"/>
-        <w:rPr>
-          <w:rFonts w:ascii="Times New Roman" w:eastAsia="Times New Roman" w:hAnsi="Times New Roman" w:cs="Times New Roman"/>
-          <w:kern w:val="0"/>
-          <w14:ligatures w14:val="none"/>
-        </w:rPr>
-      </w:pPr>
-      <w:r>
-        <w:rPr>
-          <w:rFonts w:ascii="Times New Roman" w:eastAsia="Times New Roman" w:hAnsi="Times New Roman" w:cs="Times New Roman"/>
-          <w:kern w:val="0"/>
-          <w14:ligatures w14:val="none"/>
-        </w:rPr>
-        <w:t>Start the VM with VirtualBox</w:t>
+        <w:ind w:left="720"/>
+        <w:rPr>
+          <w:rFonts w:ascii="Times New Roman" w:eastAsia="Times New Roman" w:hAnsi="Times New Roman" w:cs="Times New Roman"/>
+          <w:kern w:val="0"/>
+          <w14:ligatures w14:val="none"/>
+        </w:rPr>
+      </w:pPr>
+      <w:r>
+        <w:rPr>
+          <w:rFonts w:ascii="Times New Roman" w:eastAsia="Times New Roman" w:hAnsi="Times New Roman" w:cs="Times New Roman"/>
+          <w:kern w:val="0"/>
+          <w14:ligatures w14:val="none"/>
+        </w:rPr>
+        <w:t>.\setup.ps1</w:t>
       </w:r>
     </w:p>
     <w:p>
@@ -670,7 +943,23 @@
           <w:kern w:val="0"/>
           <w14:ligatures w14:val="none"/>
         </w:rPr>
-        <w:t xml:space="preserve">The script creates a VM with: </w:t>
+        <w:t xml:space="preserve">The script creates a </w:t>
+      </w:r>
+      <w:r>
+        <w:rPr>
+          <w:rFonts w:ascii="Times New Roman" w:eastAsia="Times New Roman" w:hAnsi="Times New Roman" w:cs="Times New Roman"/>
+          <w:kern w:val="0"/>
+          <w14:ligatures w14:val="none"/>
+        </w:rPr>
+        <w:t xml:space="preserve">setup script (setup.ps1) that will set up your </w:t>
+      </w:r>
+      <w:r>
+        <w:rPr>
+          <w:rFonts w:ascii="Times New Roman" w:eastAsia="Times New Roman" w:hAnsi="Times New Roman" w:cs="Times New Roman"/>
+          <w:kern w:val="0"/>
+          <w14:ligatures w14:val="none"/>
+        </w:rPr>
+        <w:t xml:space="preserve">VM with: </w:t>
       </w:r>
     </w:p>
     <w:p>
@@ -785,7 +1074,6 @@
           <w:szCs w:val="27"/>
           <w14:ligatures w14:val="none"/>
         </w:rPr>
-        <w:lastRenderedPageBreak/>
         <w:t>4. Connecting to the VM</w:t>
       </w:r>
       <w:r>
@@ -890,15 +1178,7 @@
           <w:kern w:val="0"/>
           <w14:ligatures w14:val="none"/>
         </w:rPr>
-        <w:t>Run t</w:t>
-      </w:r>
-      <w:r>
-        <w:rPr>
-          <w:rFonts w:ascii="Times New Roman" w:eastAsia="Times New Roman" w:hAnsi="Times New Roman" w:cs="Times New Roman"/>
-          <w:kern w:val="0"/>
-          <w14:ligatures w14:val="none"/>
-        </w:rPr>
-        <w:t>he</w:t>
+        <w:t>Run the</w:t>
       </w:r>
       <w:r>
         <w:t xml:space="preserve"> </w:t>
@@ -915,7 +1195,7 @@
           <w:rStyle w:val="HTMLCode"/>
           <w:rFonts w:eastAsiaTheme="majorEastAsia"/>
         </w:rPr>
-        <w:t>bat</w:t>
+        <w:t>ps1</w:t>
       </w:r>
       <w:r>
         <w:t xml:space="preserve"> </w:t>
@@ -926,23 +1206,7 @@
           <w:kern w:val="0"/>
           <w14:ligatures w14:val="none"/>
         </w:rPr>
-        <w:t xml:space="preserve">script is what </w:t>
-      </w:r>
-      <w:r>
-        <w:rPr>
-          <w:rFonts w:ascii="Times New Roman" w:eastAsia="Times New Roman" w:hAnsi="Times New Roman" w:cs="Times New Roman"/>
-          <w:kern w:val="0"/>
-          <w14:ligatures w14:val="none"/>
-        </w:rPr>
-        <w:t>verifies</w:t>
-      </w:r>
-      <w:r>
-        <w:rPr>
-          <w:rFonts w:ascii="Times New Roman" w:eastAsia="Times New Roman" w:hAnsi="Times New Roman" w:cs="Times New Roman"/>
-          <w:kern w:val="0"/>
-          <w14:ligatures w14:val="none"/>
-        </w:rPr>
-        <w:t xml:space="preserve"> your VirtualBox and Vagrant installations, adds the Ubuntu AMD64 box if needed, and starts the VM</w:t>
+        <w:t>script is what verifies your VirtualBox and Vagrant installations, adds the Ubuntu AMD64 box if needed, and starts the VM</w:t>
       </w:r>
     </w:p>
     <w:p>
@@ -1180,7 +1444,7 @@
           <w:kern w:val="0"/>
           <w14:ligatures w14:val="none"/>
         </w:rPr>
-        <w:t>If you see errors about VirtualBox or Vagrant not found, ensure they're installed and in your PATH</w:t>
+        <w:t>If you have any conflict with Hyper-V enabled with Windows, disable this feature.</w:t>
       </w:r>
     </w:p>
     <w:p>
@@ -1202,7 +1466,7 @@
           <w:kern w:val="0"/>
           <w14:ligatures w14:val="none"/>
         </w:rPr>
-        <w:t>If the box fails to download, check your internet connection</w:t>
+        <w:t>If you see errors about VirtualBox or Vagrant not found, ensure they're installed and in your PATH</w:t>
       </w:r>
     </w:p>
     <w:p>
@@ -1224,6 +1488,28 @@
           <w:kern w:val="0"/>
           <w14:ligatures w14:val="none"/>
         </w:rPr>
+        <w:t>If the box fails to download, check your internet connection</w:t>
+      </w:r>
+    </w:p>
+    <w:p>
+      <w:pPr>
+        <w:numPr>
+          <w:ilvl w:val="0"/>
+          <w:numId w:val="7"/>
+        </w:numPr>
+        <w:spacing w:before="100" w:beforeAutospacing="1" w:after="100" w:afterAutospacing="1" w:line="240" w:lineRule="auto"/>
+        <w:rPr>
+          <w:rFonts w:ascii="Times New Roman" w:eastAsia="Times New Roman" w:hAnsi="Times New Roman" w:cs="Times New Roman"/>
+          <w:kern w:val="0"/>
+          <w14:ligatures w14:val="none"/>
+        </w:rPr>
+      </w:pPr>
+      <w:r>
+        <w:rPr>
+          <w:rFonts w:ascii="Times New Roman" w:eastAsia="Times New Roman" w:hAnsi="Times New Roman" w:cs="Times New Roman"/>
+          <w:kern w:val="0"/>
+          <w14:ligatures w14:val="none"/>
+        </w:rPr>
         <w:t>If VM fails to start, ensure VirtualBox is running properly and virtualization is enabled in BIOS</w:t>
       </w:r>
     </w:p>
@@ -1300,6 +1586,7 @@
           <w:kern w:val="0"/>
           <w14:ligatures w14:val="none"/>
         </w:rPr>
+        <w:lastRenderedPageBreak/>
         <w:t>1. Creates a Packer template that sets up your environment</w:t>
       </w:r>
     </w:p>
@@ -2149,6 +2436,119 @@
     </w:lvl>
   </w:abstractNum>
   <w:abstractNum w:abstractNumId="3" w15:restartNumberingAfterBreak="0">
+    <w:nsid w:val="41047C76"/>
+    <w:multiLevelType w:val="hybridMultilevel"/>
+    <w:tmpl w:val="3FC0F32C"/>
+    <w:lvl w:ilvl="0" w:tplc="04090001">
+      <w:start w:val="1"/>
+      <w:numFmt w:val="bullet"/>
+      <w:lvlText w:val=""/>
+      <w:lvlJc w:val="left"/>
+      <w:pPr>
+        <w:ind w:left="1440" w:hanging="360"/>
+      </w:pPr>
+      <w:rPr>
+        <w:rFonts w:ascii="Symbol" w:hAnsi="Symbol" w:hint="default"/>
+      </w:rPr>
+    </w:lvl>
+    <w:lvl w:ilvl="1" w:tplc="04090003" w:tentative="1">
+      <w:start w:val="1"/>
+      <w:numFmt w:val="bullet"/>
+      <w:lvlText w:val="o"/>
+      <w:lvlJc w:val="left"/>
+      <w:pPr>
+        <w:ind w:left="2160" w:hanging="360"/>
+      </w:pPr>
+      <w:rPr>
+        <w:rFonts w:ascii="Courier New" w:hAnsi="Courier New" w:cs="Courier New" w:hint="default"/>
+      </w:rPr>
+    </w:lvl>
+    <w:lvl w:ilvl="2" w:tplc="04090005" w:tentative="1">
+      <w:start w:val="1"/>
+      <w:numFmt w:val="bullet"/>
+      <w:lvlText w:val=""/>
+      <w:lvlJc w:val="left"/>
+      <w:pPr>
+        <w:ind w:left="2880" w:hanging="360"/>
+      </w:pPr>
+      <w:rPr>
+        <w:rFonts w:ascii="Wingdings" w:hAnsi="Wingdings" w:hint="default"/>
+      </w:rPr>
+    </w:lvl>
+    <w:lvl w:ilvl="3" w:tplc="04090001" w:tentative="1">
+      <w:start w:val="1"/>
+      <w:numFmt w:val="bullet"/>
+      <w:lvlText w:val=""/>
+      <w:lvlJc w:val="left"/>
+      <w:pPr>
+        <w:ind w:left="3600" w:hanging="360"/>
+      </w:pPr>
+      <w:rPr>
+        <w:rFonts w:ascii="Symbol" w:hAnsi="Symbol" w:hint="default"/>
+      </w:rPr>
+    </w:lvl>
+    <w:lvl w:ilvl="4" w:tplc="04090003" w:tentative="1">
+      <w:start w:val="1"/>
+      <w:numFmt w:val="bullet"/>
+      <w:lvlText w:val="o"/>
+      <w:lvlJc w:val="left"/>
+      <w:pPr>
+        <w:ind w:left="4320" w:hanging="360"/>
+      </w:pPr>
+      <w:rPr>
+        <w:rFonts w:ascii="Courier New" w:hAnsi="Courier New" w:cs="Courier New" w:hint="default"/>
+      </w:rPr>
+    </w:lvl>
+    <w:lvl w:ilvl="5" w:tplc="04090005" w:tentative="1">
+      <w:start w:val="1"/>
+      <w:numFmt w:val="bullet"/>
+      <w:lvlText w:val=""/>
+      <w:lvlJc w:val="left"/>
+      <w:pPr>
+        <w:ind w:left="5040" w:hanging="360"/>
+      </w:pPr>
+      <w:rPr>
+        <w:rFonts w:ascii="Wingdings" w:hAnsi="Wingdings" w:hint="default"/>
+      </w:rPr>
+    </w:lvl>
+    <w:lvl w:ilvl="6" w:tplc="04090001" w:tentative="1">
+      <w:start w:val="1"/>
+      <w:numFmt w:val="bullet"/>
+      <w:lvlText w:val=""/>
+      <w:lvlJc w:val="left"/>
+      <w:pPr>
+        <w:ind w:left="5760" w:hanging="360"/>
+      </w:pPr>
+      <w:rPr>
+        <w:rFonts w:ascii="Symbol" w:hAnsi="Symbol" w:hint="default"/>
+      </w:rPr>
+    </w:lvl>
+    <w:lvl w:ilvl="7" w:tplc="04090003" w:tentative="1">
+      <w:start w:val="1"/>
+      <w:numFmt w:val="bullet"/>
+      <w:lvlText w:val="o"/>
+      <w:lvlJc w:val="left"/>
+      <w:pPr>
+        <w:ind w:left="6480" w:hanging="360"/>
+      </w:pPr>
+      <w:rPr>
+        <w:rFonts w:ascii="Courier New" w:hAnsi="Courier New" w:cs="Courier New" w:hint="default"/>
+      </w:rPr>
+    </w:lvl>
+    <w:lvl w:ilvl="8" w:tplc="04090005" w:tentative="1">
+      <w:start w:val="1"/>
+      <w:numFmt w:val="bullet"/>
+      <w:lvlText w:val=""/>
+      <w:lvlJc w:val="left"/>
+      <w:pPr>
+        <w:ind w:left="7200" w:hanging="360"/>
+      </w:pPr>
+      <w:rPr>
+        <w:rFonts w:ascii="Wingdings" w:hAnsi="Wingdings" w:hint="default"/>
+      </w:rPr>
+    </w:lvl>
+  </w:abstractNum>
+  <w:abstractNum w:abstractNumId="4" w15:restartNumberingAfterBreak="0">
     <w:nsid w:val="436C3D08"/>
     <w:multiLevelType w:val="multilevel"/>
     <w:tmpl w:val="5440ACB6"/>
@@ -2297,7 +2697,7 @@
       </w:rPr>
     </w:lvl>
   </w:abstractNum>
-  <w:abstractNum w:abstractNumId="4" w15:restartNumberingAfterBreak="0">
+  <w:abstractNum w:abstractNumId="5" w15:restartNumberingAfterBreak="0">
     <w:nsid w:val="46E91452"/>
     <w:multiLevelType w:val="multilevel"/>
     <w:tmpl w:val="8A648A10"/>
@@ -2446,7 +2846,7 @@
       </w:rPr>
     </w:lvl>
   </w:abstractNum>
-  <w:abstractNum w:abstractNumId="5" w15:restartNumberingAfterBreak="0">
+  <w:abstractNum w:abstractNumId="6" w15:restartNumberingAfterBreak="0">
     <w:nsid w:val="6A6D2EC7"/>
     <w:multiLevelType w:val="multilevel"/>
     <w:tmpl w:val="66B8FEF0"/>
@@ -2595,7 +2995,7 @@
       </w:rPr>
     </w:lvl>
   </w:abstractNum>
-  <w:abstractNum w:abstractNumId="6" w15:restartNumberingAfterBreak="0">
+  <w:abstractNum w:abstractNumId="7" w15:restartNumberingAfterBreak="0">
     <w:nsid w:val="71FA6245"/>
     <w:multiLevelType w:val="multilevel"/>
     <w:tmpl w:val="8110C064"/>
@@ -2745,25 +3145,28 @@
     </w:lvl>
   </w:abstractNum>
   <w:num w:numId="1" w16cid:durableId="593901131">
-    <w:abstractNumId w:val="6"/>
+    <w:abstractNumId w:val="7"/>
   </w:num>
   <w:num w:numId="2" w16cid:durableId="694162731">
     <w:abstractNumId w:val="1"/>
   </w:num>
   <w:num w:numId="3" w16cid:durableId="350648147">
-    <w:abstractNumId w:val="4"/>
+    <w:abstractNumId w:val="5"/>
   </w:num>
   <w:num w:numId="4" w16cid:durableId="2083022849">
     <w:abstractNumId w:val="0"/>
   </w:num>
   <w:num w:numId="5" w16cid:durableId="896816619">
-    <w:abstractNumId w:val="3"/>
+    <w:abstractNumId w:val="4"/>
   </w:num>
   <w:num w:numId="6" w16cid:durableId="1695837788">
-    <w:abstractNumId w:val="5"/>
+    <w:abstractNumId w:val="6"/>
   </w:num>
   <w:num w:numId="7" w16cid:durableId="367414321">
     <w:abstractNumId w:val="2"/>
+  </w:num>
+  <w:num w:numId="8" w16cid:durableId="1336029311">
+    <w:abstractNumId w:val="3"/>
   </w:num>
 </w:numbering>
 </file>
@@ -3749,6 +4152,29 @@
     <w:unhideWhenUsed/>
     <w:rsid w:val="00213E6B"/>
   </w:style>
+  <w:style w:type="character" w:styleId="Hyperlink">
+    <w:name w:val="Hyperlink"/>
+    <w:basedOn w:val="DefaultParagraphFont"/>
+    <w:uiPriority w:val="99"/>
+    <w:unhideWhenUsed/>
+    <w:rsid w:val="00EA7733"/>
+    <w:rPr>
+      <w:color w:val="467886" w:themeColor="hyperlink"/>
+      <w:u w:val="single"/>
+    </w:rPr>
+  </w:style>
+  <w:style w:type="character" w:styleId="UnresolvedMention">
+    <w:name w:val="Unresolved Mention"/>
+    <w:basedOn w:val="DefaultParagraphFont"/>
+    <w:uiPriority w:val="99"/>
+    <w:semiHidden/>
+    <w:unhideWhenUsed/>
+    <w:rsid w:val="00EA7733"/>
+    <w:rPr>
+      <w:color w:val="605E5C"/>
+      <w:shd w:val="clear" w:color="auto" w:fill="E1DFDD"/>
+    </w:rPr>
+  </w:style>
 </w:styles>
 </file>
 
